--- a/template_internal_major.docx
+++ b/template_internal_major.docx
@@ -53,18 +53,11 @@
       </w:r>
       <w:r>
         <w:rPr>
-          <w:rFonts w:ascii="TH SarabunIT๙" w:hAnsi="TH SarabunIT๙" w:cs="TH SarabunIT๙"/>
-          <w:sz w:val="32"/>
-          <w:szCs w:val="32"/>
-          <w:cs/>
-          <w:lang w:bidi="th-TH"/>
-        </w:rPr>
-        <w:t>..........</w:t>
-      </w:r>
-      <w:r>
-        <w:rPr>
-          <w:sz w:val="32"/>
-          <w:szCs w:val="32"/>
+          <w:rFonts w:ascii="TH SarabunIT๙" w:hAnsi="TH SarabunIT๙" w:cs="TH SarabunIT๙" w:hint="cs"/>
+          <w:sz w:val="32"/>
+          <w:szCs w:val="32"/>
+          <w:cs/>
+          <w:lang w:bidi="th-TH"/>
         </w:rPr>
         <w:t xml:space="preserve"> </w:t>
       </w:r>
@@ -76,16 +69,6 @@
           <w:lang w:bidi="th-TH"/>
         </w:rPr>
         <w:t>{{date}}</w:t>
-      </w:r>
-      <w:r>
-        <w:rPr>
-          <w:rFonts w:ascii="TH SarabunIT๙" w:hAnsi="TH SarabunIT๙" w:cs="TH SarabunIT๙"/>
-          <w:sz w:val="32"/>
-          <w:szCs w:val="32"/>
-          <w:cs/>
-          <w:lang w:bidi="th-TH"/>
-        </w:rPr>
-        <w:t>...........</w:t>
       </w:r>
     </w:p>
     <w:p>
@@ -306,7 +289,7 @@
         </w:tabs>
         <w:spacing w:after="0"/>
         <w:rPr>
-          <w:rFonts w:ascii="TH SarabunIT๙" w:hAnsi="TH SarabunIT๙" w:cs="TH SarabunIT๙" w:hint="cs"/>
+          <w:rFonts w:ascii="TH SarabunIT๙" w:hAnsi="TH SarabunIT๙" w:cs="TH SarabunIT๙"/>
           <w:sz w:val="32"/>
           <w:szCs w:val="32"/>
           <w:lang w:bidi="th-TH"/>
@@ -750,17 +733,7 @@
           <w:cs/>
           <w:lang w:bidi="th-TH"/>
         </w:rPr>
-        <w:t xml:space="preserve">        </w:t>
-      </w:r>
-      <w:r>
-        <w:rPr>
-          <w:rFonts w:ascii="TH SarabunIT๙" w:hAnsi="TH SarabunIT๙" w:cs="TH SarabunIT๙"/>
-          <w:sz w:val="32"/>
-          <w:szCs w:val="32"/>
-          <w:cs/>
-          <w:lang w:bidi="th-TH"/>
-        </w:rPr>
-        <w:t>(</w:t>
+        <w:t xml:space="preserve">        (</w:t>
       </w:r>
       <w:r>
         <w:rPr>
@@ -848,17 +821,7 @@
           <w:cs/>
           <w:lang w:bidi="th-TH"/>
         </w:rPr>
-        <w:t xml:space="preserve">            </w:t>
-      </w:r>
-      <w:r>
-        <w:rPr>
-          <w:rFonts w:ascii="TH SarabunIT๙" w:hAnsi="TH SarabunIT๙" w:cs="TH SarabunIT๙"/>
-          <w:sz w:val="32"/>
-          <w:szCs w:val="32"/>
-          <w:cs/>
-          <w:lang w:bidi="th-TH"/>
-        </w:rPr>
-        <w:t>หัวหน้าภาควิชา...............</w:t>
+        <w:t xml:space="preserve">            หัวหน้าภาควิชา...............</w:t>
       </w:r>
     </w:p>
     <w:p>
@@ -939,12 +902,47 @@
         </w:tabs>
         <w:spacing w:after="0"/>
         <w:rPr>
+          <w:rFonts w:ascii="TH SarabunIT๙" w:hAnsi="TH SarabunIT๙" w:cs="TH SarabunIT๙"/>
+          <w:sz w:val="32"/>
+          <w:szCs w:val="32"/>
+          <w:lang w:bidi="th-TH"/>
+        </w:rPr>
+      </w:pPr>
+    </w:p>
+    <w:p>
+      <w:pPr>
+        <w:tabs>
+          <w:tab w:val="left" w:pos="720"/>
+          <w:tab w:val="left" w:pos="4680"/>
+        </w:tabs>
+        <w:spacing w:after="0"/>
+        <w:rPr>
+          <w:rFonts w:ascii="TH SarabunIT๙" w:hAnsi="TH SarabunIT๙" w:cs="TH SarabunIT๙"/>
+          <w:sz w:val="32"/>
+          <w:szCs w:val="32"/>
+          <w:lang w:bidi="th-TH"/>
+        </w:rPr>
+      </w:pPr>
+      <w:r>
+        <w:rPr>
           <w:rFonts w:ascii="TH SarabunIT๙" w:hAnsi="TH SarabunIT๙" w:cs="TH SarabunIT๙" w:hint="cs"/>
           <w:sz w:val="32"/>
           <w:szCs w:val="32"/>
-          <w:lang w:bidi="th-TH"/>
-        </w:rPr>
-      </w:pPr>
+          <w:cs/>
+          <w:lang w:bidi="th-TH"/>
+        </w:rPr>
+        <w:t xml:space="preserve">  </w:t>
+      </w:r>
+      <w:r>
+        <w:rPr>
+          <w:rFonts w:ascii="TH SarabunIT๙" w:hAnsi="TH SarabunIT๙" w:cs="TH SarabunIT๙" w:hint="cs"/>
+          <w:sz w:val="32"/>
+          <w:szCs w:val="32"/>
+          <w:cs/>
+          <w:lang w:bidi="th-TH"/>
+        </w:rPr>
+        <w:t xml:space="preserve"> (นายสุริยัน สุวรรณกาล)</w:t>
+      </w:r>
     </w:p>
     <w:p>
       <w:pPr>
@@ -955,41 +953,6 @@
         <w:spacing w:after="0"/>
         <w:rPr>
           <w:rFonts w:ascii="TH SarabunIT๙" w:hAnsi="TH SarabunIT๙" w:cs="TH SarabunIT๙"/>
-          <w:sz w:val="32"/>
-          <w:szCs w:val="32"/>
-          <w:lang w:bidi="th-TH"/>
-        </w:rPr>
-      </w:pPr>
-      <w:r>
-        <w:rPr>
-          <w:rFonts w:ascii="TH SarabunIT๙" w:hAnsi="TH SarabunIT๙" w:cs="TH SarabunIT๙" w:hint="cs"/>
-          <w:sz w:val="32"/>
-          <w:szCs w:val="32"/>
-          <w:cs/>
-          <w:lang w:bidi="th-TH"/>
-        </w:rPr>
-        <w:t xml:space="preserve">  </w:t>
-      </w:r>
-      <w:r>
-        <w:rPr>
-          <w:rFonts w:ascii="TH SarabunIT๙" w:hAnsi="TH SarabunIT๙" w:cs="TH SarabunIT๙" w:hint="cs"/>
-          <w:sz w:val="32"/>
-          <w:szCs w:val="32"/>
-          <w:cs/>
-          <w:lang w:bidi="th-TH"/>
-        </w:rPr>
-        <w:t xml:space="preserve"> (นายสุริยัน สุวรรณกาล)</w:t>
-      </w:r>
-    </w:p>
-    <w:p>
-      <w:pPr>
-        <w:tabs>
-          <w:tab w:val="left" w:pos="720"/>
-          <w:tab w:val="left" w:pos="4680"/>
-        </w:tabs>
-        <w:spacing w:after="0"/>
-        <w:rPr>
-          <w:rFonts w:ascii="TH SarabunIT๙" w:hAnsi="TH SarabunIT๙" w:cs="TH SarabunIT๙" w:hint="cs"/>
           <w:sz w:val="32"/>
           <w:szCs w:val="32"/>
           <w:lang w:bidi="th-TH"/>
@@ -1059,7 +1022,7 @@
           <w:tab w:val="left" w:pos="4680"/>
         </w:tabs>
         <w:rPr>
-          <w:rFonts w:cs="Cordia New" w:hint="cs"/>
+          <w:rFonts w:cs="Cordia New"/>
           <w:sz w:val="32"/>
           <w:szCs w:val="32"/>
           <w:lang w:bidi="th-TH"/>
@@ -1586,6 +1549,7 @@
   <w:style w:type="character" w:default="1" w:styleId="DefaultParagraphFont">
     <w:name w:val="Default Paragraph Font"/>
     <w:uiPriority w:val="1"/>
+    <w:semiHidden/>
     <w:unhideWhenUsed/>
   </w:style>
   <w:style w:type="table" w:default="1" w:styleId="TableNormal">
